--- a/RA2 - Emmagatzematge i copies de seguretat/AA2 - Sistemes demmagatzematge/A04_Exercicis_Sistemes_emmagatzematge.docx
+++ b/RA2 - Emmagatzematge i copies de seguretat/AA2 - Sistemes demmagatzematge/A04_Exercicis_Sistemes_emmagatzematge.docx
@@ -595,7 +595,59 @@
           <w:sz w:val="20"/>
           <w:szCs w:val="20"/>
         </w:rPr>
-        <w:t xml:space="preserve">Fonts: Repositori "Materials" (GitHub, SMX-0226SI), NF2/AA2-SistemesEmmagatzematge.md — Carlos Alonso Martínez, Escola Pia de Mataró (CC-BY-SA-4.0); raid-calculator.com; documentació oficial de mdadm (man mdadm, Linux RAID Wiki).</w:t>
+        <w:t xml:space="preserve">Fonts: Repositori "Materials" (GitHub, SMX-0226SI), </w:t>
+      </w:r>
+      <w:hyperlink r:id="rId8">
+        <w:r>
+          <w:rPr>
+            <w:b/>
+            <w:bCs/>
+            <w:i/>
+            <w:iCs/>
+            <w:sz w:val="20"/>
+            <w:szCs w:val="20"/>
+            <w:color w:val="0563C1"/>
+            <w:u w:val="single"/>
+          </w:rPr>
+          <w:t xml:space="preserve">NF2/AA2-SistemesEmmagatzematge.md</w:t>
+        </w:r>
+      </w:hyperlink>
+      <w:r>
+        <w:rPr>
+          <w:b/>
+          <w:bCs/>
+          <w:i/>
+          <w:iCs/>
+          <w:sz w:val="20"/>
+          <w:szCs w:val="20"/>
+        </w:rPr>
+        <w:t xml:space="preserve"> — Carlos Alonso Martínez, Escola Pia de Mataró (CC-BY-SA-4.0); </w:t>
+      </w:r>
+      <w:hyperlink r:id="rId9">
+        <w:r>
+          <w:rPr>
+            <w:b/>
+            <w:bCs/>
+            <w:i/>
+            <w:iCs/>
+            <w:sz w:val="20"/>
+            <w:szCs w:val="20"/>
+            <w:color w:val="0563C1"/>
+            <w:u w:val="single"/>
+          </w:rPr>
+          <w:t xml:space="preserve">raid-calculator.com</w:t>
+        </w:r>
+      </w:hyperlink>
+      <w:r>
+        <w:rPr>
+          <w:b/>
+          <w:bCs/>
+          <w:i/>
+          <w:iCs/>
+          <w:sz w:val="20"/>
+          <w:szCs w:val="20"/>
+        </w:rPr>
+        <w:t xml:space="preserve">; documentació oficial de mdadm (man mdadm, Linux RAID Wiki).</w:t>
       </w:r>
     </w:p>
     <w:sectPr>
